--- a/docs/report/SpeakSafe_Project_Report.docx
+++ b/docs/report/SpeakSafe_Project_Report.docx
@@ -1230,7 +1230,7 @@
           <w:sz w:val="24"/>
           <w:szCs w:val="24"/>
         </w:rPr>
-        <w:t xml:space="preserve"> in real time. Each message is cleaned and normalised using Natural Language Processing (lower-casing, link and mention removal, contraction expansion, leetspeak normalisation, tokenisation with Apache OpenNLP and Porter stemming), converted into TF-IDF features over single words and word pairs, and classified by a </w:t>
+        <w:t xml:space="preserve"> in real time. Each message is cleaned and normalised using Natural Language Processing (lower-casing, link and mention removal, contraction expansion, leetspeak and masked swear-word normalisation, tokenisation with Apache OpenNLP and Porter stemming), converted into TF-IDF features over single words and word pairs, and classified by a </w:t>
       </w:r>
       <w:r>
         <w:rPr>
@@ -1334,7 +1334,7 @@
           <w:sz w:val="24"/>
           <w:szCs w:val="24"/>
         </w:rPr>
-        <w:t xml:space="preserve"> (HTML, CSS and JavaScript) warns users before they send a hurtful message and blurs toxic messages on any web page with options to reveal or report them. The trained model can also be exported to the extension so that it works without a server; this browser version was verified to give identical results to the Java engine on 1,270 test messages.</w:t>
+        <w:t xml:space="preserve"> (HTML, CSS and JavaScript) warns users before they send a hurtful message and blurs toxic messages on any web page with options to reveal or report them. The trained model can also be exported to the extension so that it works without a server; this browser version was verified to give identical results to the Java engine on 2,823 test messages.</w:t>
       </w:r>
     </w:p>
     <w:p>
@@ -1348,7 +1348,7 @@
           <w:sz w:val="24"/>
           <w:szCs w:val="24"/>
         </w:rPr>
-        <w:t xml:space="preserve">On a labelled dataset of 1420 messages, the Linear SVM achieved an accuracy of 97.5% (macro F1-score 95.8%) and Naive Bayes 97.5% (macro F1-score 96.2%) on a 20% test split, with an average processing time below 0.1 ms per message. On 105 hand-written messages and article paragraphs that the model never saw during training, the system correctly left 73 of 74 harmless texts untouched and caught 29 of 31 toxic ones. SpeakSafe shows that a lightweight, beginner-friendly Java system can provide practical, real-time protection against online abuse on an ordinary personal computer, without GPUs or very large datasets.</w:t>
+        <w:t xml:space="preserve">On a labelled dataset of 1520 messages, the Linear SVM achieved an accuracy of 95.7% (macro F1-score 93.4%) and Naive Bayes 96.4% (macro F1-score 94.2%) on a 20% test split, with an average processing time below 0.1 ms per message. On 125 hand-written messages and article paragraphs that the model never saw during training, the system correctly left 76 of 78 harmless texts untouched and caught 46 of 47 toxic ones, including disguised swear words such as “f*ck” and “sh*t”. SpeakSafe shows that a lightweight, beginner-friendly Java system can provide practical, real-time protection against online abuse on an ordinary personal computer, without GPUs or very large datasets.</w:t>
       </w:r>
     </w:p>
     <w:p>
@@ -9184,7 +9184,7 @@
                 <w:sz w:val="22"/>
                 <w:szCs w:val="22"/>
               </w:rPr>
-              <w:t xml:space="preserve">3</w:t>
+              <w:t xml:space="preserve">2</w:t>
             </w:r>
           </w:p>
         </w:tc>
@@ -9322,7 +9322,7 @@
                 <w:sz w:val="22"/>
                 <w:szCs w:val="22"/>
               </w:rPr>
-              <w:t xml:space="preserve">8</w:t>
+              <w:t xml:space="preserve">7</w:t>
             </w:r>
           </w:p>
         </w:tc>
@@ -9460,7 +9460,7 @@
                 <w:sz w:val="22"/>
                 <w:szCs w:val="22"/>
               </w:rPr>
-              <w:t xml:space="preserve">83</w:t>
+              <w:t xml:space="preserve">99</w:t>
             </w:r>
           </w:p>
         </w:tc>
@@ -9565,7 +9565,7 @@
                 <w:sz w:val="22"/>
                 <w:szCs w:val="22"/>
               </w:rPr>
-              <w:t xml:space="preserve">I know where you live, watch your back after school</w:t>
+              <w:t xml:space="preserve">f*ck off</w:t>
             </w:r>
           </w:p>
         </w:tc>
@@ -9631,7 +9631,7 @@
                 <w:sz w:val="22"/>
                 <w:szCs w:val="22"/>
               </w:rPr>
-              <w:t xml:space="preserve">THREAT</w:t>
+              <w:t xml:space="preserve">INSULT</w:t>
             </w:r>
           </w:p>
         </w:tc>
@@ -9703,7 +9703,7 @@
                 <w:sz w:val="22"/>
                 <w:szCs w:val="22"/>
               </w:rPr>
-              <w:t xml:space="preserve">immigrants are parasites and should be kicked out</w:t>
+              <w:t xml:space="preserve">I know where you live, watch your back after school</w:t>
             </w:r>
           </w:p>
         </w:tc>
@@ -9736,7 +9736,7 @@
                 <w:sz w:val="22"/>
                 <w:szCs w:val="22"/>
               </w:rPr>
-              <w:t xml:space="preserve">99</w:t>
+              <w:t xml:space="preserve">100</w:t>
             </w:r>
           </w:p>
         </w:tc>
@@ -9769,7 +9769,7 @@
                 <w:sz w:val="22"/>
                 <w:szCs w:val="22"/>
               </w:rPr>
-              <w:t xml:space="preserve">HATE SPEECH</w:t>
+              <w:t xml:space="preserve">THREAT</w:t>
             </w:r>
           </w:p>
         </w:tc>
@@ -9841,7 +9841,7 @@
                 <w:sz w:val="22"/>
                 <w:szCs w:val="22"/>
               </w:rPr>
-              <w:t xml:space="preserve">My muslim friends invited us for the Eid dinner, it was lovely</w:t>
+              <w:t xml:space="preserve">immigrants are parasites and should be kicked out</w:t>
             </w:r>
           </w:p>
         </w:tc>
@@ -9874,7 +9874,7 @@
                 <w:sz w:val="22"/>
                 <w:szCs w:val="22"/>
               </w:rPr>
-              <w:t xml:space="preserve">10</w:t>
+              <w:t xml:space="preserve">99</w:t>
             </w:r>
           </w:p>
         </w:tc>
@@ -9907,7 +9907,7 @@
                 <w:sz w:val="22"/>
                 <w:szCs w:val="22"/>
               </w:rPr>
-              <w:t xml:space="preserve">SAFE</w:t>
+              <w:t xml:space="preserve">HATE SPEECH</w:t>
             </w:r>
           </w:p>
         </w:tc>
@@ -9940,6 +9940,144 @@
                 <w:sz w:val="22"/>
                 <w:szCs w:val="22"/>
               </w:rPr>
+              <w:t xml:space="preserve">BLUR</w:t>
+            </w:r>
+          </w:p>
+        </w:tc>
+      </w:tr>
+      <w:tr>
+        <w:trPr>
+          <w:cantSplit/>
+          <w:tblHeader w:val="false"/>
+        </w:trPr>
+        <w:tc>
+          <w:tcPr>
+            <w:tcW w:type="dxa" w:w="4700"/>
+            <w:tcBorders>
+              <w:top w:val="single" w:color="000000" w:sz="4"/>
+              <w:left w:val="single" w:color="000000" w:sz="4"/>
+              <w:bottom w:val="single" w:color="000000" w:sz="4"/>
+              <w:right w:val="single" w:color="000000" w:sz="4"/>
+            </w:tcBorders>
+            <w:tcMar>
+              <w:top w:type="dxa" w:w="60"/>
+              <w:left w:type="dxa" w:w="100"/>
+              <w:bottom w:type="dxa" w:w="60"/>
+              <w:right w:type="dxa" w:w="100"/>
+            </w:tcMar>
+            <w:vAlign w:val="center"/>
+          </w:tcPr>
+          <w:p>
+            <w:pPr>
+              <w:keepNext/>
+              <w:spacing w:after="0" w:line="276"/>
+              <w:jc w:val="left"/>
+            </w:pPr>
+            <w:r>
+              <w:rPr>
+                <w:rFonts w:ascii="Times New Roman" w:cs="Times New Roman" w:eastAsia="Times New Roman" w:hAnsi="Times New Roman"/>
+                <w:sz w:val="22"/>
+                <w:szCs w:val="22"/>
+              </w:rPr>
+              <w:t xml:space="preserve">My muslim friends invited us for the Eid dinner, it was lovely</w:t>
+            </w:r>
+          </w:p>
+        </w:tc>
+        <w:tc>
+          <w:tcPr>
+            <w:tcW w:type="dxa" w:w="900"/>
+            <w:tcBorders>
+              <w:top w:val="single" w:color="000000" w:sz="4"/>
+              <w:left w:val="single" w:color="000000" w:sz="4"/>
+              <w:bottom w:val="single" w:color="000000" w:sz="4"/>
+              <w:right w:val="single" w:color="000000" w:sz="4"/>
+            </w:tcBorders>
+            <w:tcMar>
+              <w:top w:type="dxa" w:w="60"/>
+              <w:left w:type="dxa" w:w="100"/>
+              <w:bottom w:type="dxa" w:w="60"/>
+              <w:right w:type="dxa" w:w="100"/>
+            </w:tcMar>
+            <w:vAlign w:val="center"/>
+          </w:tcPr>
+          <w:p>
+            <w:pPr>
+              <w:keepNext/>
+              <w:spacing w:after="0" w:line="276"/>
+              <w:jc w:val="center"/>
+            </w:pPr>
+            <w:r>
+              <w:rPr>
+                <w:rFonts w:ascii="Times New Roman" w:cs="Times New Roman" w:eastAsia="Times New Roman" w:hAnsi="Times New Roman"/>
+                <w:sz w:val="22"/>
+                <w:szCs w:val="22"/>
+              </w:rPr>
+              <w:t xml:space="preserve">7</w:t>
+            </w:r>
+          </w:p>
+        </w:tc>
+        <w:tc>
+          <w:tcPr>
+            <w:tcW w:type="dxa" w:w="1600"/>
+            <w:tcBorders>
+              <w:top w:val="single" w:color="000000" w:sz="4"/>
+              <w:left w:val="single" w:color="000000" w:sz="4"/>
+              <w:bottom w:val="single" w:color="000000" w:sz="4"/>
+              <w:right w:val="single" w:color="000000" w:sz="4"/>
+            </w:tcBorders>
+            <w:tcMar>
+              <w:top w:type="dxa" w:w="60"/>
+              <w:left w:type="dxa" w:w="100"/>
+              <w:bottom w:type="dxa" w:w="60"/>
+              <w:right w:type="dxa" w:w="100"/>
+            </w:tcMar>
+            <w:vAlign w:val="center"/>
+          </w:tcPr>
+          <w:p>
+            <w:pPr>
+              <w:keepNext/>
+              <w:spacing w:after="0" w:line="276"/>
+              <w:jc w:val="left"/>
+            </w:pPr>
+            <w:r>
+              <w:rPr>
+                <w:rFonts w:ascii="Times New Roman" w:cs="Times New Roman" w:eastAsia="Times New Roman" w:hAnsi="Times New Roman"/>
+                <w:sz w:val="22"/>
+                <w:szCs w:val="22"/>
+              </w:rPr>
+              <w:t xml:space="preserve">SAFE</w:t>
+            </w:r>
+          </w:p>
+        </w:tc>
+        <w:tc>
+          <w:tcPr>
+            <w:tcW w:type="dxa" w:w="1100"/>
+            <w:tcBorders>
+              <w:top w:val="single" w:color="000000" w:sz="4"/>
+              <w:left w:val="single" w:color="000000" w:sz="4"/>
+              <w:bottom w:val="single" w:color="000000" w:sz="4"/>
+              <w:right w:val="single" w:color="000000" w:sz="4"/>
+            </w:tcBorders>
+            <w:tcMar>
+              <w:top w:type="dxa" w:w="60"/>
+              <w:left w:type="dxa" w:w="100"/>
+              <w:bottom w:type="dxa" w:w="60"/>
+              <w:right w:type="dxa" w:w="100"/>
+            </w:tcMar>
+            <w:vAlign w:val="center"/>
+          </w:tcPr>
+          <w:p>
+            <w:pPr>
+              <w:keepNext/>
+              <w:spacing w:after="0" w:line="276"/>
+              <w:jc w:val="center"/>
+            </w:pPr>
+            <w:r>
+              <w:rPr>
+                <w:rFonts w:ascii="Times New Roman" w:cs="Times New Roman" w:eastAsia="Times New Roman" w:hAnsi="Times New Roman"/>
+                <w:sz w:val="22"/>
+                <w:szCs w:val="22"/>
+              </w:rPr>
               <w:t xml:space="preserve">NONE</w:t>
             </w:r>
           </w:p>
@@ -10047,7 +10185,7 @@
           <w:sz w:val="24"/>
           <w:szCs w:val="24"/>
         </w:rPr>
-        <w:t xml:space="preserve">Handle common tricks like leetspeak (“1d10t”), repeated letters (“stuuupid”) and contractions (“you’re”).</w:t>
+        <w:t xml:space="preserve">Handle common tricks like leetspeak (“1d10t”), repeated letters (“stuuupid”), masked swear words (“f*ck”) and contractions (“you’re”).</w:t>
       </w:r>
     </w:p>
     <w:p>
@@ -12000,7 +12138,7 @@
           <w:sz w:val="24"/>
           <w:szCs w:val="24"/>
         </w:rPr>
-        <w:t xml:space="preserve">Cleans text, removes links and @mentions, expands contractions, undoes leetspeak, collapses repeated letters, tokenises with Apache OpenNLP, removes stopwords and stems words with the Porter stemmer.</w:t>
+        <w:t xml:space="preserve">Cleans text, removes links and @mentions, expands contractions, undoes leetspeak and masked swear words, collapses repeated letters, tokenises with Apache OpenNLP, removes stopwords and stems words with the Porter stemmer.</w:t>
       </w:r>
     </w:p>
     <w:p>
@@ -12603,7 +12741,7 @@
                 <w:sz w:val="22"/>
                 <w:szCs w:val="22"/>
               </w:rPr>
-              <w:t xml:space="preserve">Handles leetspeak, repeated letters and contractions</w:t>
+              <w:t xml:space="preserve">Handles leetspeak, masked swear words, repeated letters and contractions</w:t>
             </w:r>
           </w:p>
         </w:tc>
@@ -13258,7 +13396,7 @@
                 <w:sz w:val="22"/>
                 <w:szCs w:val="22"/>
               </w:rPr>
-              <w:t xml:space="preserve">The system must preprocess text: lower-case, remove links and mentions, expand contractions, normalise leetspeak, tokenise, remove stopwords and stem.</w:t>
+              <w:t xml:space="preserve">The system must preprocess text: lower-case, remove links and mentions, expand contractions, normalise leetspeak and masked swear words, tokenise, remove stopwords and stem.</w:t>
             </w:r>
           </w:p>
         </w:tc>
@@ -20047,15 +20185,15 @@
           <w:sz w:val="24"/>
           <w:szCs w:val="24"/>
         </w:rPr>
-        <w:t xml:space="preserve">1420 messages</w:t>
-      </w:r>
-      <w:r>
-        <w:rPr>
-          <w:rFonts w:ascii="Times New Roman" w:cs="Times New Roman" w:eastAsia="Times New Roman" w:hAnsi="Times New Roman"/>
-          <w:sz w:val="24"/>
-          <w:szCs w:val="24"/>
-        </w:rPr>
-        <w:t xml:space="preserve"> stored as a CSV file with two columns, label and text. The dataset contains 980 safe messages, 160 insults, 140 threats and 140 hate speech messages. It was built from sentence patterns that represent common forms of cyberbullying, together with about 250 hand-written everyday, news and anti-bullying sentences. Safe sentences that mention religions, nationalities and other groups in a positive or neutral way are included on purpose, so that the model learns that naming a group is not hate speech by itself. No slurs are used in the dataset.</w:t>
+        <w:t xml:space="preserve">1520 messages</w:t>
+      </w:r>
+      <w:r>
+        <w:rPr>
+          <w:rFonts w:ascii="Times New Roman" w:cs="Times New Roman" w:eastAsia="Times New Roman" w:hAnsi="Times New Roman"/>
+          <w:sz w:val="24"/>
+          <w:szCs w:val="24"/>
+        </w:rPr>
+        <w:t xml:space="preserve"> stored as a CSV file with two columns, label and text. The dataset contains 980 safe messages, 260 insults, 140 threats and 140 hate speech messages. It was built from sentence patterns that represent common forms of cyberbullying, together with about 250 hand-written everyday, news and anti-bullying sentences. Safe sentences that mention religions, nationalities and other groups in a positive or neutral way are included on purpose, so that the model learns that naming a group is not hate speech by itself. Swear words aimed at a person (for example “fuck off” or “you piece of shit”) are labelled as insults, while mild exclamations such as “damn, this traffic is terrible” are labelled safe. No racial or religious slurs are used in the dataset.</w:t>
       </w:r>
     </w:p>
     <w:tbl>
@@ -20362,7 +20500,7 @@
                 <w:sz w:val="22"/>
                 <w:szCs w:val="22"/>
               </w:rPr>
-              <w:t xml:space="preserve">160</w:t>
+              <w:t xml:space="preserve">260</w:t>
             </w:r>
           </w:p>
         </w:tc>
@@ -20395,7 +20533,7 @@
                 <w:sz w:val="22"/>
                 <w:szCs w:val="22"/>
               </w:rPr>
-              <w:t xml:space="preserve">you are such a pathetic loser</w:t>
+              <w:t xml:space="preserve">you are such a pathetic loser / fuck off</w:t>
             </w:r>
           </w:p>
         </w:tc>
@@ -20681,7 +20819,7 @@
                 <w:sz w:val="22"/>
                 <w:szCs w:val="22"/>
               </w:rPr>
-              <w:t xml:space="preserve">1420</w:t>
+              <w:t xml:space="preserve">1520</w:t>
             </w:r>
           </w:p>
         </w:tc>
@@ -20886,7 +21024,7 @@
           <w:sz w:val="24"/>
           <w:szCs w:val="24"/>
         </w:rPr>
-        <w:t xml:space="preserve">normalizeLeetspeak() – inside words, 0→o, 1→i, 3→e, 4→a, 5→s, 7→t, @→a, $→s (so “l0s3r” becomes “loser”).</w:t>
+        <w:t xml:space="preserve">normalizeLeetspeak() – inside words, 0→o, 1→i, 3→e, 4→a, 5→s, 7→t, @→a, $→s and * is removed (so “l0s3r” becomes “loser” and “f*ck” becomes “fck”).</w:t>
       </w:r>
     </w:p>
     <w:p>
@@ -20924,7 +21062,7 @@
           <w:sz w:val="24"/>
           <w:szCs w:val="24"/>
         </w:rPr>
-        <w:t xml:space="preserve">Tokenisation with OpenNLP’s SimpleTokenizer, removal of stopwords and stemming with OpenNLP’s PorterStemmer (“idiots” becomes “idiot”).</w:t>
+        <w:t xml:space="preserve">Tokenisation with OpenNLP’s SimpleTokenizer; a small SLANG table writes out masked and shortened swear words in full (“fck”, “fk” → “fuck”; “sht” → “shit”; “btch” → “bitch”); then stopword removal and stemming with OpenNLP’s PorterStemmer (“idiots” becomes “idiot”).</w:t>
       </w:r>
     </w:p>
     <w:p>
@@ -22618,7 +22756,7 @@
           <w:sz w:val="24"/>
           <w:szCs w:val="24"/>
         </w:rPr>
-        <w:t xml:space="preserve">ModelExporter saves the trained SVM (vocabulary, IDF weights, SVM weights and thresholds) to model.json (3,323 features, about 165 KB).</w:t>
+        <w:t xml:space="preserve">ModelExporter saves the trained SVM (vocabulary, IDF weights, SVM weights, slang table and thresholds) to model.json (3,471 features, about 170 KB).</w:t>
       </w:r>
     </w:p>
     <w:p>
@@ -22666,7 +22804,7 @@
           <w:sz w:val="24"/>
           <w:szCs w:val="24"/>
         </w:rPr>
-        <w:t xml:space="preserve"> the JavaScript version produced exactly the same stems for 32,150 English words and exactly the same tokens, scores, categories and actions for 1,270 messages as the Java engine.</w:t>
+        <w:t xml:space="preserve"> the JavaScript version produced exactly the same stems for 32,150 English words and exactly the same tokens, scores, categories and actions for 2,823 messages as the Java engine.</w:t>
       </w:r>
     </w:p>
     <w:p>
@@ -23179,7 +23317,7 @@
                 <w:sz w:val="22"/>
                 <w:szCs w:val="22"/>
               </w:rPr>
-              <w:t xml:space="preserve">97.5%</w:t>
+              <w:t xml:space="preserve">96.4%</w:t>
             </w:r>
           </w:p>
         </w:tc>
@@ -23212,7 +23350,7 @@
                 <w:sz w:val="22"/>
                 <w:szCs w:val="22"/>
               </w:rPr>
-              <w:t xml:space="preserve">96.2%</w:t>
+              <w:t xml:space="preserve">96.7%</w:t>
             </w:r>
           </w:p>
         </w:tc>
@@ -23245,7 +23383,7 @@
                 <w:sz w:val="22"/>
                 <w:szCs w:val="22"/>
               </w:rPr>
-              <w:t xml:space="preserve">96.3%</w:t>
+              <w:t xml:space="preserve">92.1%</w:t>
             </w:r>
           </w:p>
         </w:tc>
@@ -23278,7 +23416,7 @@
                 <w:sz w:val="22"/>
                 <w:szCs w:val="22"/>
               </w:rPr>
-              <w:t xml:space="preserve">96.2%</w:t>
+              <w:t xml:space="preserve">94.2%</w:t>
             </w:r>
           </w:p>
         </w:tc>
@@ -23311,7 +23449,7 @@
                 <w:sz w:val="22"/>
                 <w:szCs w:val="22"/>
               </w:rPr>
-              <w:t xml:space="preserve">0.039</w:t>
+              <w:t xml:space="preserve">0.040</w:t>
             </w:r>
           </w:p>
         </w:tc>
@@ -23383,7 +23521,7 @@
                 <w:sz w:val="22"/>
                 <w:szCs w:val="22"/>
               </w:rPr>
-              <w:t xml:space="preserve">97.5%</w:t>
+              <w:t xml:space="preserve">95.7%</w:t>
             </w:r>
           </w:p>
         </w:tc>
@@ -23449,7 +23587,7 @@
                 <w:sz w:val="22"/>
                 <w:szCs w:val="22"/>
               </w:rPr>
-              <w:t xml:space="preserve">95.5%</w:t>
+              <w:t xml:space="preserve">91.2%</w:t>
             </w:r>
           </w:p>
         </w:tc>
@@ -23482,7 +23620,7 @@
                 <w:sz w:val="22"/>
                 <w:szCs w:val="22"/>
               </w:rPr>
-              <w:t xml:space="preserve">95.8%</w:t>
+              <w:t xml:space="preserve">93.4%</w:t>
             </w:r>
           </w:p>
         </w:tc>
@@ -23515,7 +23653,7 @@
                 <w:sz w:val="22"/>
                 <w:szCs w:val="22"/>
               </w:rPr>
-              <w:t xml:space="preserve">0.036</w:t>
+              <w:t xml:space="preserve">0.039</w:t>
             </w:r>
           </w:p>
         </w:tc>
@@ -23546,7 +23684,7 @@
           <w:sz w:val="24"/>
           <w:szCs w:val="24"/>
         </w:rPr>
-        <w:t xml:space="preserve">Both models reach high accuracy on the test split (97.5% and 97.5%) and both analyse a message in well under a millisecond, which easily meets the real-time requirement. The per-category results and confusion matrix of the Linear SVM are shown in Tables 5.4 and 5.5.</w:t>
+        <w:t xml:space="preserve">Both models reach high accuracy on the test split (96.4% and 95.7%) and both analyse a message in well under a millisecond, which easily meets the real-time requirement. The per-category results and confusion matrix of the Linear SVM are shown in Tables 5.4 and 5.5.</w:t>
       </w:r>
     </w:p>
     <w:tbl>
@@ -23822,7 +23960,7 @@
                 <w:sz w:val="22"/>
                 <w:szCs w:val="22"/>
               </w:rPr>
-              <w:t xml:space="preserve">98.5%</w:t>
+              <w:t xml:space="preserve">95.6%</w:t>
             </w:r>
           </w:p>
         </w:tc>
@@ -23888,7 +24026,7 @@
                 <w:sz w:val="22"/>
                 <w:szCs w:val="22"/>
               </w:rPr>
-              <w:t xml:space="preserve">98.7%</w:t>
+              <w:t xml:space="preserve">97.2%</w:t>
             </w:r>
           </w:p>
         </w:tc>
@@ -23993,7 +24131,7 @@
                 <w:sz w:val="22"/>
                 <w:szCs w:val="22"/>
               </w:rPr>
-              <w:t xml:space="preserve">100.0%</w:t>
+              <w:t xml:space="preserve">96.1%</w:t>
             </w:r>
           </w:p>
         </w:tc>
@@ -24026,7 +24164,7 @@
                 <w:sz w:val="22"/>
                 <w:szCs w:val="22"/>
               </w:rPr>
-              <w:t xml:space="preserve">93.8%</w:t>
+              <w:t xml:space="preserve">94.2%</w:t>
             </w:r>
           </w:p>
         </w:tc>
@@ -24059,7 +24197,7 @@
                 <w:sz w:val="22"/>
                 <w:szCs w:val="22"/>
               </w:rPr>
-              <w:t xml:space="preserve">96.8%</w:t>
+              <w:t xml:space="preserve">95.1%</w:t>
             </w:r>
           </w:p>
         </w:tc>
@@ -24092,7 +24230,7 @@
                 <w:sz w:val="22"/>
                 <w:szCs w:val="22"/>
               </w:rPr>
-              <w:t xml:space="preserve">32</w:t>
+              <w:t xml:space="preserve">52</w:t>
             </w:r>
           </w:p>
         </w:tc>
@@ -24164,7 +24302,7 @@
                 <w:sz w:val="22"/>
                 <w:szCs w:val="22"/>
               </w:rPr>
-              <w:t xml:space="preserve">92.9%</w:t>
+              <w:t xml:space="preserve">100.0%</w:t>
             </w:r>
           </w:p>
         </w:tc>
@@ -24197,7 +24335,7 @@
                 <w:sz w:val="22"/>
                 <w:szCs w:val="22"/>
               </w:rPr>
-              <w:t xml:space="preserve">92.9%</w:t>
+              <w:t xml:space="preserve">82.1%</w:t>
             </w:r>
           </w:p>
         </w:tc>
@@ -24230,7 +24368,7 @@
                 <w:sz w:val="22"/>
                 <w:szCs w:val="22"/>
               </w:rPr>
-              <w:t xml:space="preserve">92.9%</w:t>
+              <w:t xml:space="preserve">90.2%</w:t>
             </w:r>
           </w:p>
         </w:tc>
@@ -24335,7 +24473,7 @@
                 <w:sz w:val="22"/>
                 <w:szCs w:val="22"/>
               </w:rPr>
-              <w:t xml:space="preserve">93.1%</w:t>
+              <w:t xml:space="preserve">92.6%</w:t>
             </w:r>
           </w:p>
         </w:tc>
@@ -24368,7 +24506,7 @@
                 <w:sz w:val="22"/>
                 <w:szCs w:val="22"/>
               </w:rPr>
-              <w:t xml:space="preserve">96.4%</w:t>
+              <w:t xml:space="preserve">89.3%</w:t>
             </w:r>
           </w:p>
         </w:tc>
@@ -24401,7 +24539,7 @@
                 <w:sz w:val="22"/>
                 <w:szCs w:val="22"/>
               </w:rPr>
-              <w:t xml:space="preserve">94.7%</w:t>
+              <w:t xml:space="preserve">90.9%</w:t>
             </w:r>
           </w:p>
         </w:tc>
@@ -24793,7 +24931,7 @@
                 <w:sz w:val="22"/>
                 <w:szCs w:val="22"/>
               </w:rPr>
-              <w:t xml:space="preserve">1</w:t>
+              <w:t xml:space="preserve">0</w:t>
             </w:r>
           </w:p>
         </w:tc>
@@ -24826,7 +24964,7 @@
                 <w:sz w:val="22"/>
                 <w:szCs w:val="22"/>
               </w:rPr>
-              <w:t xml:space="preserve">1</w:t>
+              <w:t xml:space="preserve">2</w:t>
             </w:r>
           </w:p>
         </w:tc>
@@ -24898,7 +25036,7 @@
                 <w:sz w:val="22"/>
                 <w:szCs w:val="22"/>
               </w:rPr>
-              <w:t xml:space="preserve">1</w:t>
+              <w:t xml:space="preserve">3</w:t>
             </w:r>
           </w:p>
         </w:tc>
@@ -24931,7 +25069,7 @@
                 <w:sz w:val="22"/>
                 <w:szCs w:val="22"/>
               </w:rPr>
-              <w:t xml:space="preserve">30</w:t>
+              <w:t xml:space="preserve">49</w:t>
             </w:r>
           </w:p>
         </w:tc>
@@ -24964,7 +25102,7 @@
                 <w:sz w:val="22"/>
                 <w:szCs w:val="22"/>
               </w:rPr>
-              <w:t xml:space="preserve">1</w:t>
+              <w:t xml:space="preserve">0</w:t>
             </w:r>
           </w:p>
         </w:tc>
@@ -25069,7 +25207,7 @@
                 <w:sz w:val="22"/>
                 <w:szCs w:val="22"/>
               </w:rPr>
-              <w:t xml:space="preserve">1</w:t>
+              <w:t xml:space="preserve">3</w:t>
             </w:r>
           </w:p>
         </w:tc>
@@ -25102,7 +25240,7 @@
                 <w:sz w:val="22"/>
                 <w:szCs w:val="22"/>
               </w:rPr>
-              <w:t xml:space="preserve">0</w:t>
+              <w:t xml:space="preserve">2</w:t>
             </w:r>
           </w:p>
         </w:tc>
@@ -25135,7 +25273,7 @@
                 <w:sz w:val="22"/>
                 <w:szCs w:val="22"/>
               </w:rPr>
-              <w:t xml:space="preserve">26</w:t>
+              <w:t xml:space="preserve">23</w:t>
             </w:r>
           </w:p>
         </w:tc>
@@ -25168,7 +25306,7 @@
                 <w:sz w:val="22"/>
                 <w:szCs w:val="22"/>
               </w:rPr>
-              <w:t xml:space="preserve">1</w:t>
+              <w:t xml:space="preserve">0</w:t>
             </w:r>
           </w:p>
         </w:tc>
@@ -25240,7 +25378,7 @@
                 <w:sz w:val="22"/>
                 <w:szCs w:val="22"/>
               </w:rPr>
-              <w:t xml:space="preserve">1</w:t>
+              <w:t xml:space="preserve">3</w:t>
             </w:r>
           </w:p>
         </w:tc>
@@ -25339,7 +25477,7 @@
                 <w:sz w:val="22"/>
                 <w:szCs w:val="22"/>
               </w:rPr>
-              <w:t xml:space="preserve">27</w:t>
+              <w:t xml:space="preserve">25</w:t>
             </w:r>
           </w:p>
         </w:tc>
@@ -25387,7 +25525,7 @@
           <w:sz w:val="24"/>
           <w:szCs w:val="24"/>
         </w:rPr>
-        <w:t xml:space="preserve">Because most of the dataset is generated from sentence patterns, the test-split results above are higher than what can be expected on real social media text. A fairer test was therefore carried out on hand-written text that the model never saw during training: short chat messages, article-style paragraphs and comments, and the paragraphs of a news article about cyberbullying.</w:t>
+        <w:t xml:space="preserve">Because most of the dataset is generated from sentence patterns, the test-split results above are higher than what can be expected on real social media text. A fairer test was therefore carried out on hand-written text that the model never saw during training: short chat messages, article-style paragraphs and comments, the paragraphs of a news article about cyberbullying, and messages with swear words (including masked spellings such as “f*ck” and “sh*t”) together with mild exclamations.</w:t>
       </w:r>
     </w:p>
     <w:tbl>
@@ -25622,7 +25760,7 @@
                 <w:sz w:val="22"/>
                 <w:szCs w:val="22"/>
               </w:rPr>
-              <w:t xml:space="preserve">24 / 26</w:t>
+              <w:t xml:space="preserve">25 / 26</w:t>
             </w:r>
           </w:p>
         </w:tc>
@@ -25694,7 +25832,7 @@
                 <w:sz w:val="22"/>
                 <w:szCs w:val="22"/>
               </w:rPr>
-              <w:t xml:space="preserve">20 / 20</w:t>
+              <w:t xml:space="preserve">19 / 20</w:t>
             </w:r>
           </w:p>
         </w:tc>
@@ -25868,12 +26006,10 @@
             <w:r>
               <w:rPr>
                 <w:rFonts w:ascii="Times New Roman" w:cs="Times New Roman" w:eastAsia="Times New Roman" w:hAnsi="Times New Roman"/>
-                <w:b/>
-                <w:bCs/>
                 <w:sz w:val="22"/>
                 <w:szCs w:val="22"/>
               </w:rPr>
-              <w:t xml:space="preserve">Total</w:t>
+              <w:t xml:space="preserve">Profanity and masked swear words</w:t>
             </w:r>
           </w:p>
         </w:tc>
@@ -25903,12 +26039,10 @@
             <w:r>
               <w:rPr>
                 <w:rFonts w:ascii="Times New Roman" w:cs="Times New Roman" w:eastAsia="Times New Roman" w:hAnsi="Times New Roman"/>
-                <w:b/>
-                <w:bCs/>
                 <w:sz w:val="22"/>
                 <w:szCs w:val="22"/>
               </w:rPr>
-              <w:t xml:space="preserve">73 / 74</w:t>
+              <w:t xml:space="preserve">4 / 4</w:t>
             </w:r>
           </w:p>
         </w:tc>
@@ -25938,12 +26072,121 @@
             <w:r>
               <w:rPr>
                 <w:rFonts w:ascii="Times New Roman" w:cs="Times New Roman" w:eastAsia="Times New Roman" w:hAnsi="Times New Roman"/>
+                <w:sz w:val="22"/>
+                <w:szCs w:val="22"/>
+              </w:rPr>
+              <w:t xml:space="preserve">16 / 16</w:t>
+            </w:r>
+          </w:p>
+        </w:tc>
+      </w:tr>
+      <w:tr>
+        <w:trPr>
+          <w:cantSplit/>
+          <w:tblHeader w:val="false"/>
+        </w:trPr>
+        <w:tc>
+          <w:tcPr>
+            <w:tcW w:type="dxa" w:w="4000"/>
+            <w:tcBorders>
+              <w:top w:val="single" w:color="000000" w:sz="4"/>
+              <w:left w:val="single" w:color="000000" w:sz="4"/>
+              <w:bottom w:val="single" w:color="000000" w:sz="4"/>
+              <w:right w:val="single" w:color="000000" w:sz="4"/>
+            </w:tcBorders>
+            <w:tcMar>
+              <w:top w:type="dxa" w:w="60"/>
+              <w:left w:type="dxa" w:w="100"/>
+              <w:bottom w:type="dxa" w:w="60"/>
+              <w:right w:type="dxa" w:w="100"/>
+            </w:tcMar>
+            <w:vAlign w:val="center"/>
+          </w:tcPr>
+          <w:p>
+            <w:pPr>
+              <w:keepNext/>
+              <w:spacing w:after="0" w:line="276"/>
+              <w:jc w:val="left"/>
+            </w:pPr>
+            <w:r>
+              <w:rPr>
+                <w:rFonts w:ascii="Times New Roman" w:cs="Times New Roman" w:eastAsia="Times New Roman" w:hAnsi="Times New Roman"/>
                 <w:b/>
                 <w:bCs/>
                 <w:sz w:val="22"/>
                 <w:szCs w:val="22"/>
               </w:rPr>
-              <w:t xml:space="preserve">29 / 31</w:t>
+              <w:t xml:space="preserve">Total</w:t>
+            </w:r>
+          </w:p>
+        </w:tc>
+        <w:tc>
+          <w:tcPr>
+            <w:tcW w:type="dxa" w:w="2500"/>
+            <w:tcBorders>
+              <w:top w:val="single" w:color="000000" w:sz="4"/>
+              <w:left w:val="single" w:color="000000" w:sz="4"/>
+              <w:bottom w:val="single" w:color="000000" w:sz="4"/>
+              <w:right w:val="single" w:color="000000" w:sz="4"/>
+            </w:tcBorders>
+            <w:tcMar>
+              <w:top w:type="dxa" w:w="60"/>
+              <w:left w:type="dxa" w:w="100"/>
+              <w:bottom w:type="dxa" w:w="60"/>
+              <w:right w:type="dxa" w:w="100"/>
+            </w:tcMar>
+            <w:vAlign w:val="center"/>
+          </w:tcPr>
+          <w:p>
+            <w:pPr>
+              <w:keepNext/>
+              <w:spacing w:after="0" w:line="276"/>
+              <w:jc w:val="center"/>
+            </w:pPr>
+            <w:r>
+              <w:rPr>
+                <w:rFonts w:ascii="Times New Roman" w:cs="Times New Roman" w:eastAsia="Times New Roman" w:hAnsi="Times New Roman"/>
+                <w:b/>
+                <w:bCs/>
+                <w:sz w:val="22"/>
+                <w:szCs w:val="22"/>
+              </w:rPr>
+              <w:t xml:space="preserve">76 / 78</w:t>
+            </w:r>
+          </w:p>
+        </w:tc>
+        <w:tc>
+          <w:tcPr>
+            <w:tcW w:type="dxa" w:w="2500"/>
+            <w:tcBorders>
+              <w:top w:val="single" w:color="000000" w:sz="4"/>
+              <w:left w:val="single" w:color="000000" w:sz="4"/>
+              <w:bottom w:val="single" w:color="000000" w:sz="4"/>
+              <w:right w:val="single" w:color="000000" w:sz="4"/>
+            </w:tcBorders>
+            <w:tcMar>
+              <w:top w:type="dxa" w:w="60"/>
+              <w:left w:type="dxa" w:w="100"/>
+              <w:bottom w:type="dxa" w:w="60"/>
+              <w:right w:type="dxa" w:w="100"/>
+            </w:tcMar>
+            <w:vAlign w:val="center"/>
+          </w:tcPr>
+          <w:p>
+            <w:pPr>
+              <w:keepNext/>
+              <w:spacing w:after="0" w:line="276"/>
+              <w:jc w:val="center"/>
+            </w:pPr>
+            <w:r>
+              <w:rPr>
+                <w:rFonts w:ascii="Times New Roman" w:cs="Times New Roman" w:eastAsia="Times New Roman" w:hAnsi="Times New Roman"/>
+                <w:b/>
+                <w:bCs/>
+                <w:sz w:val="22"/>
+                <w:szCs w:val="22"/>
+              </w:rPr>
+              <w:t xml:space="preserve">46 / 47</w:t>
             </w:r>
           </w:p>
         </w:tc>
@@ -26012,7 +26255,7 @@
           <w:sz w:val="24"/>
           <w:szCs w:val="24"/>
         </w:rPr>
-        <w:t xml:space="preserve">“your family is trash” – score 43, missed (shown as safe).</w:t>
+        <w:t xml:space="preserve">“The charity provides free legal advice to refugees and migrants who are struggling to find housing and work.” – score 59, wrongly warned as hate speech.</w:t>
       </w:r>
     </w:p>
     <w:p>
@@ -26045,7 +26288,7 @@
           <w:sz w:val="24"/>
           <w:szCs w:val="24"/>
         </w:rPr>
-        <w:t xml:space="preserve">With the same unseen text, Naive Bayes raised 3 false alarms on harmless text and missed no toxic text. Although Naive Bayes scored slightly higher on the test split, the Linear SVM produced fewer false alarms on new text. False alarms are especially annoying for users of a browser extension, so the </w:t>
+        <w:t xml:space="preserve">With the same unseen text, Naive Bayes raised 2 false alarms and missed no toxic text, so the two models are within one message of each other. During development the ranking of the two models changed several times as the dataset grew: in earlier versions the SVM made clearly fewer false alarms on new text, while Naive Bayes scored higher on the test split. This shows that test-split accuracy alone can be misleading and that evaluation on realistic unseen text is important. The </w:t>
       </w:r>
       <w:r>
         <w:rPr>
@@ -26055,15 +26298,15 @@
           <w:sz w:val="24"/>
           <w:szCs w:val="24"/>
         </w:rPr>
-        <w:t xml:space="preserve">Linear SVM was chosen as the default model</w:t>
-      </w:r>
-      <w:r>
-        <w:rPr>
-          <w:rFonts w:ascii="Times New Roman" w:cs="Times New Roman" w:eastAsia="Times New Roman" w:hAnsi="Times New Roman"/>
-          <w:sz w:val="24"/>
-          <w:szCs w:val="24"/>
-        </w:rPr>
-        <w:t xml:space="preserve">. This shows that test-split accuracy alone can be misleading and that evaluation on realistic unseen text is important.</w:t>
+        <w:t xml:space="preserve">Linear SVM is used as the default model</w:t>
+      </w:r>
+      <w:r>
+        <w:rPr>
+          <w:rFonts w:ascii="Times New Roman" w:cs="Times New Roman" w:eastAsia="Times New Roman" w:hAnsi="Times New Roman"/>
+          <w:sz w:val="24"/>
+          <w:szCs w:val="24"/>
+        </w:rPr>
+        <w:t xml:space="preserve"> (it is also the model exported to the browser extension), and Naive Bayes can be selected with the setting speaksafe.model=naive-bayes. A larger real-world dataset is needed to separate the two models reliably.</w:t>
       </w:r>
     </w:p>
     <w:p>
@@ -26255,6 +26498,46 @@
           <w:szCs w:val="24"/>
         </w:rPr>
         <w:t xml:space="preserve">Each group name (religions, nationalities and others) was given the same number of positive or neutral safe sentences, so that mentioning a group does not by itself raise the score.</w:t>
+      </w:r>
+    </w:p>
+    <w:p>
+      <w:pPr>
+        <w:pStyle w:val="ListParagraph"/>
+        <w:numPr>
+          <w:ilvl w:val="0"/>
+          <w:numId w:val="12"/>
+        </w:numPr>
+        <w:spacing w:after="60" w:line="360"/>
+        <w:jc w:val="both"/>
+      </w:pPr>
+      <w:r>
+        <w:rPr>
+          <w:rFonts w:ascii="Times New Roman" w:cs="Times New Roman" w:eastAsia="Times New Roman" w:hAnsi="Times New Roman"/>
+          <w:b/>
+          <w:bCs/>
+          <w:sz w:val="24"/>
+          <w:szCs w:val="24"/>
+        </w:rPr>
+        <w:t xml:space="preserve">Profanity:</w:t>
+      </w:r>
+    </w:p>
+    <w:p>
+      <w:pPr>
+        <w:pStyle w:val="ListParagraph"/>
+        <w:numPr>
+          <w:ilvl w:val="1"/>
+          <w:numId w:val="2"/>
+        </w:numPr>
+        <w:spacing w:after="60" w:line="360"/>
+        <w:jc w:val="both"/>
+      </w:pPr>
+      <w:r>
+        <w:rPr>
+          <w:rFonts w:ascii="Times New Roman" w:cs="Times New Roman" w:eastAsia="Times New Roman" w:hAnsi="Times New Roman"/>
+          <w:sz w:val="24"/>
+          <w:szCs w:val="24"/>
+        </w:rPr>
+        <w:t xml:space="preserve">The first dataset contained no swear words, so “fuck off” was unknown to the model and scored as safe, and masked spellings such as “f*ck” were broken into “f ck” when symbols were removed. Directed profanity was added to the dataset as insults, mild exclamations as safe, and a small table now writes masked spellings out in full. All 16 profanity test messages are now caught while mild exclamations stay safe.</w:t>
       </w:r>
     </w:p>
     <w:p>
@@ -26932,7 +27215,7 @@
           <w:sz w:val="24"/>
           <w:szCs w:val="24"/>
         </w:rPr>
-        <w:t xml:space="preserve"> cleans and normalises text and handles leetspeak, repeated letters and contractions.</w:t>
+        <w:t xml:space="preserve"> cleans and normalises text and handles leetspeak, masked swear words, repeated letters and contractions.</w:t>
       </w:r>
     </w:p>
     <w:p>
@@ -27135,7 +27418,7 @@
           <w:sz w:val="24"/>
           <w:szCs w:val="24"/>
         </w:rPr>
-        <w:t xml:space="preserve">The Linear SVM reached 97.5% accuracy on the test split while analysing a message in a fraction of a millisecond. On text it never saw during training, it left 73 of 74 harmless texts untouched and caught 29 of 31 toxic ones. The project shows that a lightweight, beginner-friendly Java system can provide useful real-time protection against online abuse on an ordinary computer, without GPUs or very large datasets.</w:t>
+        <w:t xml:space="preserve">The Linear SVM reached 95.7% accuracy on the test split while analysing a message in a fraction of a millisecond. On text it never saw during training, it left 76 of 78 harmless texts untouched and caught 46 of 47 toxic ones. The project shows that a lightweight, beginner-friendly Java system can provide useful real-time protection against online abuse on an ordinary computer, without GPUs or very large datasets.</w:t>
       </w:r>
     </w:p>
     <w:p>
@@ -28961,6 +29244,19 @@
           <w:sz w:val="17"/>
           <w:szCs w:val="17"/>
         </w:rPr>
+        <w:t xml:space="preserve">import java.util.Map;</w:t>
+      </w:r>
+    </w:p>
+    <w:p>
+      <w:pPr>
+        <w:spacing w:after="0" w:before="0" w:line="240"/>
+      </w:pPr>
+      <w:r>
+        <w:rPr>
+          <w:rFonts w:ascii="Courier New" w:cs="Courier New" w:eastAsia="Courier New" w:hAnsi="Courier New"/>
+          <w:sz w:val="17"/>
+          <w:szCs w:val="17"/>
+        </w:rPr>
         <w:t xml:space="preserve">import java.util.Set;</w:t>
       </w:r>
     </w:p>
@@ -29221,6 +29517,175 @@
           <w:sz w:val="17"/>
           <w:szCs w:val="17"/>
         </w:rPr>
+        <w:t xml:space="preserve">    // Common disguised or shortened spellings of swear words, written out in full</w:t>
+      </w:r>
+    </w:p>
+    <w:p>
+      <w:pPr>
+        <w:spacing w:after="0" w:before="0" w:line="240"/>
+      </w:pPr>
+      <w:r>
+        <w:rPr>
+          <w:rFonts w:ascii="Courier New" w:cs="Courier New" w:eastAsia="Courier New" w:hAnsi="Courier New"/>
+          <w:sz w:val="17"/>
+          <w:szCs w:val="17"/>
+        </w:rPr>
+        <w:t xml:space="preserve">    // so the model recognises them (e.g. "f*ck" -&gt; "fck" -&gt; "fuck").</w:t>
+      </w:r>
+    </w:p>
+    <w:p>
+      <w:pPr>
+        <w:spacing w:after="0" w:before="0" w:line="240"/>
+      </w:pPr>
+      <w:r>
+        <w:rPr>
+          <w:rFonts w:ascii="Courier New" w:cs="Courier New" w:eastAsia="Courier New" w:hAnsi="Courier New"/>
+          <w:sz w:val="17"/>
+          <w:szCs w:val="17"/>
+        </w:rPr>
+        <w:t xml:space="preserve">    private static final Map&lt;String, String&gt; SLANG = Map.ofEntries(</w:t>
+      </w:r>
+    </w:p>
+    <w:p>
+      <w:pPr>
+        <w:spacing w:after="0" w:before="0" w:line="240"/>
+      </w:pPr>
+      <w:r>
+        <w:rPr>
+          <w:rFonts w:ascii="Courier New" w:cs="Courier New" w:eastAsia="Courier New" w:hAnsi="Courier New"/>
+          <w:sz w:val="17"/>
+          <w:szCs w:val="17"/>
+        </w:rPr>
+        <w:t xml:space="preserve">            Map.entry("fck", "fuck"), Map.entry("fk", "fuck"), Map.entry("fuk", "fuck"),</w:t>
+      </w:r>
+    </w:p>
+    <w:p>
+      <w:pPr>
+        <w:spacing w:after="0" w:before="0" w:line="240"/>
+      </w:pPr>
+      <w:r>
+        <w:rPr>
+          <w:rFonts w:ascii="Courier New" w:cs="Courier New" w:eastAsia="Courier New" w:hAnsi="Courier New"/>
+          <w:sz w:val="17"/>
+          <w:szCs w:val="17"/>
+        </w:rPr>
+        <w:t xml:space="preserve">            Map.entry("fuq", "fuck"), Map.entry("fuc", "fuck"), Map.entry("fcuk", "fuck"),</w:t>
+      </w:r>
+    </w:p>
+    <w:p>
+      <w:pPr>
+        <w:spacing w:after="0" w:before="0" w:line="240"/>
+      </w:pPr>
+      <w:r>
+        <w:rPr>
+          <w:rFonts w:ascii="Courier New" w:cs="Courier New" w:eastAsia="Courier New" w:hAnsi="Courier New"/>
+          <w:sz w:val="17"/>
+          <w:szCs w:val="17"/>
+        </w:rPr>
+        <w:t xml:space="preserve">            Map.entry("phuck", "fuck"), Map.entry("fking", "fucking"), Map.entry("fcking", "fucking"),</w:t>
+      </w:r>
+    </w:p>
+    <w:p>
+      <w:pPr>
+        <w:spacing w:after="0" w:before="0" w:line="240"/>
+      </w:pPr>
+      <w:r>
+        <w:rPr>
+          <w:rFonts w:ascii="Courier New" w:cs="Courier New" w:eastAsia="Courier New" w:hAnsi="Courier New"/>
+          <w:sz w:val="17"/>
+          <w:szCs w:val="17"/>
+        </w:rPr>
+        <w:t xml:space="preserve">            Map.entry("fuking", "fucking"), Map.entry("fkin", "fucking"), Map.entry("fckin", "fucking"),</w:t>
+      </w:r>
+    </w:p>
+    <w:p>
+      <w:pPr>
+        <w:spacing w:after="0" w:before="0" w:line="240"/>
+      </w:pPr>
+      <w:r>
+        <w:rPr>
+          <w:rFonts w:ascii="Courier New" w:cs="Courier New" w:eastAsia="Courier New" w:hAnsi="Courier New"/>
+          <w:sz w:val="17"/>
+          <w:szCs w:val="17"/>
+        </w:rPr>
+        <w:t xml:space="preserve">            Map.entry("fkn", "fucking"), Map.entry("fcker", "fucker"), Map.entry("fker", "fucker"),</w:t>
+      </w:r>
+    </w:p>
+    <w:p>
+      <w:pPr>
+        <w:spacing w:after="0" w:before="0" w:line="240"/>
+      </w:pPr>
+      <w:r>
+        <w:rPr>
+          <w:rFonts w:ascii="Courier New" w:cs="Courier New" w:eastAsia="Courier New" w:hAnsi="Courier New"/>
+          <w:sz w:val="17"/>
+          <w:szCs w:val="17"/>
+        </w:rPr>
+        <w:t xml:space="preserve">            Map.entry("sht", "shit"), Map.entry("shyt", "shit"), Map.entry("btch", "bitch"),</w:t>
+      </w:r>
+    </w:p>
+    <w:p>
+      <w:pPr>
+        <w:spacing w:after="0" w:before="0" w:line="240"/>
+      </w:pPr>
+      <w:r>
+        <w:rPr>
+          <w:rFonts w:ascii="Courier New" w:cs="Courier New" w:eastAsia="Courier New" w:hAnsi="Courier New"/>
+          <w:sz w:val="17"/>
+          <w:szCs w:val="17"/>
+        </w:rPr>
+        <w:t xml:space="preserve">            Map.entry("biatch", "bitch"), Map.entry("bich", "bitch"), Map.entry("ahole", "asshole"),</w:t>
+      </w:r>
+    </w:p>
+    <w:p>
+      <w:pPr>
+        <w:spacing w:after="0" w:before="0" w:line="240"/>
+      </w:pPr>
+      <w:r>
+        <w:rPr>
+          <w:rFonts w:ascii="Courier New" w:cs="Courier New" w:eastAsia="Courier New" w:hAnsi="Courier New"/>
+          <w:sz w:val="17"/>
+          <w:szCs w:val="17"/>
+        </w:rPr>
+        <w:t xml:space="preserve">            Map.entry("azzhole", "asshole"), Map.entry("mofo", "motherfucker"), Map.entry("bstrd", "bastard"),</w:t>
+      </w:r>
+    </w:p>
+    <w:p>
+      <w:pPr>
+        <w:spacing w:after="0" w:before="0" w:line="240"/>
+      </w:pPr>
+      <w:r>
+        <w:rPr>
+          <w:rFonts w:ascii="Courier New" w:cs="Courier New" w:eastAsia="Courier New" w:hAnsi="Courier New"/>
+          <w:sz w:val="17"/>
+          <w:szCs w:val="17"/>
+        </w:rPr>
+        <w:t xml:space="preserve">            Map.entry("dck", "dick"), Map.entry("idiotic", "idiot"));</w:t>
+      </w:r>
+    </w:p>
+    <w:p>
+      <w:pPr>
+        <w:spacing w:after="0" w:before="0" w:line="240"/>
+      </w:pPr>
+      <w:r>
+        <w:rPr>
+          <w:rFonts w:ascii="Courier New" w:cs="Courier New" w:eastAsia="Courier New" w:hAnsi="Courier New"/>
+          <w:sz w:val="17"/>
+          <w:szCs w:val="17"/>
+        </w:rPr>
+        <w:t xml:space="preserve"> </w:t>
+      </w:r>
+    </w:p>
+    <w:p>
+      <w:pPr>
+        <w:spacing w:after="0" w:before="0" w:line="240"/>
+      </w:pPr>
+      <w:r>
+        <w:rPr>
+          <w:rFonts w:ascii="Courier New" w:cs="Courier New" w:eastAsia="Courier New" w:hAnsi="Courier New"/>
+          <w:sz w:val="17"/>
+          <w:szCs w:val="17"/>
+        </w:rPr>
         <w:t xml:space="preserve">    public static Set&lt;String&gt; stopwords() {</w:t>
       </w:r>
     </w:p>
@@ -29273,6 +29738,58 @@
           <w:sz w:val="17"/>
           <w:szCs w:val="17"/>
         </w:rPr>
+        <w:t xml:space="preserve">    public static Map&lt;String, String&gt; slang() {</w:t>
+      </w:r>
+    </w:p>
+    <w:p>
+      <w:pPr>
+        <w:spacing w:after="0" w:before="0" w:line="240"/>
+      </w:pPr>
+      <w:r>
+        <w:rPr>
+          <w:rFonts w:ascii="Courier New" w:cs="Courier New" w:eastAsia="Courier New" w:hAnsi="Courier New"/>
+          <w:sz w:val="17"/>
+          <w:szCs w:val="17"/>
+        </w:rPr>
+        <w:t xml:space="preserve">        return SLANG;</w:t>
+      </w:r>
+    </w:p>
+    <w:p>
+      <w:pPr>
+        <w:spacing w:after="0" w:before="0" w:line="240"/>
+      </w:pPr>
+      <w:r>
+        <w:rPr>
+          <w:rFonts w:ascii="Courier New" w:cs="Courier New" w:eastAsia="Courier New" w:hAnsi="Courier New"/>
+          <w:sz w:val="17"/>
+          <w:szCs w:val="17"/>
+        </w:rPr>
+        <w:t xml:space="preserve">    }</w:t>
+      </w:r>
+    </w:p>
+    <w:p>
+      <w:pPr>
+        <w:spacing w:after="0" w:before="0" w:line="240"/>
+      </w:pPr>
+      <w:r>
+        <w:rPr>
+          <w:rFonts w:ascii="Courier New" w:cs="Courier New" w:eastAsia="Courier New" w:hAnsi="Courier New"/>
+          <w:sz w:val="17"/>
+          <w:szCs w:val="17"/>
+        </w:rPr>
+        <w:t xml:space="preserve"> </w:t>
+      </w:r>
+    </w:p>
+    <w:p>
+      <w:pPr>
+        <w:spacing w:after="0" w:before="0" w:line="240"/>
+      </w:pPr>
+      <w:r>
+        <w:rPr>
+          <w:rFonts w:ascii="Courier New" w:cs="Courier New" w:eastAsia="Courier New" w:hAnsi="Courier New"/>
+          <w:sz w:val="17"/>
+          <w:szCs w:val="17"/>
+        </w:rPr>
         <w:t xml:space="preserve">    private final SimpleTokenizer tokenizer = SimpleTokenizer.INSTANCE;</w:t>
       </w:r>
     </w:p>
@@ -29494,6 +30011,19 @@
           <w:sz w:val="17"/>
           <w:szCs w:val="17"/>
         </w:rPr>
+        <w:t xml:space="preserve">            token = SLANG.getOrDefault(token, token);              // f*ck / fck -&gt; fuck</w:t>
+      </w:r>
+    </w:p>
+    <w:p>
+      <w:pPr>
+        <w:spacing w:after="0" w:before="0" w:line="240"/>
+      </w:pPr>
+      <w:r>
+        <w:rPr>
+          <w:rFonts w:ascii="Courier New" w:cs="Courier New" w:eastAsia="Courier New" w:hAnsi="Courier New"/>
+          <w:sz w:val="17"/>
+          <w:szCs w:val="17"/>
+        </w:rPr>
         <w:t xml:space="preserve">            if (token.length() &gt; 1 &amp;&amp; !STOPWORDS.contains(token)) {</w:t>
       </w:r>
     </w:p>
@@ -29858,7 +30388,20 @@
           <w:sz w:val="17"/>
           <w:szCs w:val="17"/>
         </w:rPr>
-        <w:t xml:space="preserve">                           .replace('@', 'a').replace('$', 's');</w:t>
+        <w:t xml:space="preserve">                           .replace('@', 'a').replace('$', 's')</w:t>
+      </w:r>
+    </w:p>
+    <w:p>
+      <w:pPr>
+        <w:spacing w:after="0" w:before="0" w:line="240"/>
+      </w:pPr>
+      <w:r>
+        <w:rPr>
+          <w:rFonts w:ascii="Courier New" w:cs="Courier New" w:eastAsia="Courier New" w:hAnsi="Courier New"/>
+          <w:sz w:val="17"/>
+          <w:szCs w:val="17"/>
+        </w:rPr>
+        <w:t xml:space="preserve">                           .replace("*", "");                               // f*ck -&gt; fck</w:t>
       </w:r>
     </w:p>
     <w:p>
@@ -37783,6 +38326,19 @@
           <w:sz w:val="17"/>
           <w:szCs w:val="17"/>
         </w:rPr>
+        <w:t xml:space="preserve">        model.put("slang", new java.util.TreeMap&lt;&gt;(TextPreprocessor.slang()));</w:t>
+      </w:r>
+    </w:p>
+    <w:p>
+      <w:pPr>
+        <w:spacing w:after="0" w:before="0" w:line="240"/>
+      </w:pPr>
+      <w:r>
+        <w:rPr>
+          <w:rFonts w:ascii="Courier New" w:cs="Courier New" w:eastAsia="Courier New" w:hAnsi="Courier New"/>
+          <w:sz w:val="17"/>
+          <w:szCs w:val="17"/>
+        </w:rPr>
         <w:t xml:space="preserve">        model.put("terms", terms);</w:t>
       </w:r>
     </w:p>
@@ -50572,7 +51128,20 @@
           <w:sz w:val="17"/>
           <w:szCs w:val="17"/>
         </w:rPr>
-        <w:t xml:space="preserve">                   .replace(/@/g, 'a').replace(/\$/g, 's');</w:t>
+        <w:t xml:space="preserve">                   .replace(/@/g, 'a').replace(/\$/g, 's')</w:t>
+      </w:r>
+    </w:p>
+    <w:p>
+      <w:pPr>
+        <w:spacing w:after="0" w:before="0" w:line="240"/>
+      </w:pPr>
+      <w:r>
+        <w:rPr>
+          <w:rFonts w:ascii="Courier New" w:cs="Courier New" w:eastAsia="Courier New" w:hAnsi="Courier New"/>
+          <w:sz w:val="17"/>
+          <w:szCs w:val="17"/>
+        </w:rPr>
+        <w:t xml:space="preserve">                   .replace(/\*/g, '');                                       // f*ck -&gt; fck</w:t>
       </w:r>
     </w:p>
     <w:p>
@@ -50663,7 +51232,20 @@
           <w:sz w:val="17"/>
           <w:szCs w:val="17"/>
         </w:rPr>
-        <w:t xml:space="preserve">  function preprocess(text, stopwords) {</w:t>
+        <w:t xml:space="preserve">  function preprocess(text, stopwords, slang) {</w:t>
+      </w:r>
+    </w:p>
+    <w:p>
+      <w:pPr>
+        <w:spacing w:after="0" w:before="0" w:line="240"/>
+      </w:pPr>
+      <w:r>
+        <w:rPr>
+          <w:rFonts w:ascii="Courier New" w:cs="Courier New" w:eastAsia="Courier New" w:hAnsi="Courier New"/>
+          <w:sz w:val="17"/>
+          <w:szCs w:val="17"/>
+        </w:rPr>
+        <w:t xml:space="preserve">    slang = slang || {};</w:t>
       </w:r>
     </w:p>
     <w:p>
@@ -50793,7 +51375,20 @@
           <w:sz w:val="17"/>
           <w:szCs w:val="17"/>
         </w:rPr>
-        <w:t xml:space="preserve">    for (const token of clean.split(new RegExp(JAVA_SPACE + '+'))) {</w:t>
+        <w:t xml:space="preserve">    for (let token of clean.split(new RegExp(JAVA_SPACE + '+'))) {</w:t>
+      </w:r>
+    </w:p>
+    <w:p>
+      <w:pPr>
+        <w:spacing w:after="0" w:before="0" w:line="240"/>
+      </w:pPr>
+      <w:r>
+        <w:rPr>
+          <w:rFonts w:ascii="Courier New" w:cs="Courier New" w:eastAsia="Courier New" w:hAnsi="Courier New"/>
+          <w:sz w:val="17"/>
+          <w:szCs w:val="17"/>
+        </w:rPr>
+        <w:t xml:space="preserve">      if (Object.prototype.hasOwnProperty.call(slang, token)) token = slang[token];   // f*ck / fck -&gt; fuck</w:t>
       </w:r>
     </w:p>
     <w:p>
@@ -50988,6 +51583,19 @@
           <w:sz w:val="17"/>
           <w:szCs w:val="17"/>
         </w:rPr>
+        <w:t xml:space="preserve">      this.slang = json.slang || {};</w:t>
+      </w:r>
+    </w:p>
+    <w:p>
+      <w:pPr>
+        <w:spacing w:after="0" w:before="0" w:line="240"/>
+      </w:pPr>
+      <w:r>
+        <w:rPr>
+          <w:rFonts w:ascii="Courier New" w:cs="Courier New" w:eastAsia="Courier New" w:hAnsi="Courier New"/>
+          <w:sz w:val="17"/>
+          <w:szCs w:val="17"/>
+        </w:rPr>
         <w:t xml:space="preserve">      this.vocabulary = new Map(json.terms.map((term, i) =&gt; [term, i]));</w:t>
       </w:r>
     </w:p>
@@ -51599,7 +52207,7 @@
           <w:sz w:val="17"/>
           <w:szCs w:val="17"/>
         </w:rPr>
-        <w:t xml:space="preserve">      const probabilities = this.probabilities(this.vectorize(preprocess(text, this.stopwords)));</w:t>
+        <w:t xml:space="preserve">      const probabilities = this.probabilities(this.vectorize(preprocess(text, this.stopwords, this.slang)));</w:t>
       </w:r>
     </w:p>
     <w:p>
@@ -51905,7 +52513,7 @@
           <w:sz w:val="16"/>
           <w:szCs w:val="16"/>
         </w:rPr>
-        <w:t xml:space="preserve">Dataset size: 1420 messages (80% train / 20% test)</w:t>
+        <w:t xml:space="preserve">Dataset size: 1520 messages (80% train / 20% test)</w:t>
       </w:r>
     </w:p>
     <w:p>
@@ -51944,7 +52552,7 @@
           <w:sz w:val="16"/>
           <w:szCs w:val="16"/>
         </w:rPr>
-        <w:t xml:space="preserve">Naive Bayes        97.5%      96.2%    96.3%     96.2%        0.039</w:t>
+        <w:t xml:space="preserve">Naive Bayes        96.4%      96.7%    92.1%     94.2%        0.040</w:t>
       </w:r>
     </w:p>
     <w:p>
@@ -51957,7 +52565,7 @@
           <w:sz w:val="16"/>
           <w:szCs w:val="16"/>
         </w:rPr>
-        <w:t xml:space="preserve">Linear SVM         97.5%      96.1%    95.5%     95.8%        0.036</w:t>
+        <w:t xml:space="preserve">Linear SVM         95.7%      96.1%    91.2%     93.4%        0.039</w:t>
       </w:r>
     </w:p>
     <w:p>
@@ -52009,7 +52617,7 @@
           <w:sz w:val="16"/>
           <w:szCs w:val="16"/>
         </w:rPr>
-        <w:t xml:space="preserve">SAFE              98.5%    98.5%     98.5%      196</w:t>
+        <w:t xml:space="preserve">SAFE              96.5%    99.0%     97.7%      196</w:t>
       </w:r>
     </w:p>
     <w:p>
@@ -52022,7 +52630,7 @@
           <w:sz w:val="16"/>
           <w:szCs w:val="16"/>
         </w:rPr>
-        <w:t xml:space="preserve">INSULT           100.0%    93.8%     96.8%       32</w:t>
+        <w:t xml:space="preserve">INSULT            94.4%    98.1%     96.2%       52</w:t>
       </w:r>
     </w:p>
     <w:p>
@@ -52035,7 +52643,7 @@
           <w:sz w:val="16"/>
           <w:szCs w:val="16"/>
         </w:rPr>
-        <w:t xml:space="preserve">THREAT            93.1%    96.4%     94.7%       28</w:t>
+        <w:t xml:space="preserve">THREAT            95.8%    82.1%     88.5%       28</w:t>
       </w:r>
     </w:p>
     <w:p>
@@ -52048,7 +52656,7 @@
           <w:sz w:val="16"/>
           <w:szCs w:val="16"/>
         </w:rPr>
-        <w:t xml:space="preserve">HATE_SPEECH       93.1%    96.4%     94.7%       28</w:t>
+        <w:t xml:space="preserve">HATE_SPEECH      100.0%    89.3%     94.3%       28</w:t>
       </w:r>
     </w:p>
     <w:p>
@@ -52087,7 +52695,7 @@
           <w:sz w:val="16"/>
           <w:szCs w:val="16"/>
         </w:rPr>
-        <w:t xml:space="preserve">SAFE                 193           0           1           2</w:t>
+        <w:t xml:space="preserve">SAFE                 194           1           1           0</w:t>
       </w:r>
     </w:p>
     <w:p>
@@ -52100,7 +52708,7 @@
           <w:sz w:val="16"/>
           <w:szCs w:val="16"/>
         </w:rPr>
-        <w:t xml:space="preserve">INSULT                 1          30           1           0</w:t>
+        <w:t xml:space="preserve">INSULT                 1          51           0           0</w:t>
       </w:r>
     </w:p>
     <w:p>
@@ -52113,7 +52721,7 @@
           <w:sz w:val="16"/>
           <w:szCs w:val="16"/>
         </w:rPr>
-        <w:t xml:space="preserve">THREAT                 1           0          27           0</w:t>
+        <w:t xml:space="preserve">THREAT                 3           2          23           0</w:t>
       </w:r>
     </w:p>
     <w:p>
@@ -52126,7 +52734,7 @@
           <w:sz w:val="16"/>
           <w:szCs w:val="16"/>
         </w:rPr>
-        <w:t xml:space="preserve">HATE_SPEECH            1           0           0          27</w:t>
+        <w:t xml:space="preserve">HATE_SPEECH            3           0           0          25</w:t>
       </w:r>
     </w:p>
     <w:p>
@@ -52178,7 +52786,7 @@
           <w:sz w:val="16"/>
           <w:szCs w:val="16"/>
         </w:rPr>
-        <w:t xml:space="preserve">SAFE              98.5%    99.0%     98.7%      196</w:t>
+        <w:t xml:space="preserve">SAFE              95.6%    99.0%     97.2%      196</w:t>
       </w:r>
     </w:p>
     <w:p>
@@ -52191,7 +52799,7 @@
           <w:sz w:val="16"/>
           <w:szCs w:val="16"/>
         </w:rPr>
-        <w:t xml:space="preserve">INSULT           100.0%    93.8%     96.8%       32</w:t>
+        <w:t xml:space="preserve">INSULT            96.1%    94.2%     95.1%       52</w:t>
       </w:r>
     </w:p>
     <w:p>
@@ -52204,7 +52812,7 @@
           <w:sz w:val="16"/>
           <w:szCs w:val="16"/>
         </w:rPr>
-        <w:t xml:space="preserve">THREAT            92.9%    92.9%     92.9%       28</w:t>
+        <w:t xml:space="preserve">THREAT           100.0%    82.1%     90.2%       28</w:t>
       </w:r>
     </w:p>
     <w:p>
@@ -52217,7 +52825,7 @@
           <w:sz w:val="16"/>
           <w:szCs w:val="16"/>
         </w:rPr>
-        <w:t xml:space="preserve">HATE_SPEECH       93.1%    96.4%     94.7%       28</w:t>
+        <w:t xml:space="preserve">HATE_SPEECH       92.6%    89.3%     90.9%       28</w:t>
       </w:r>
     </w:p>
     <w:p>
@@ -52256,7 +52864,7 @@
           <w:sz w:val="16"/>
           <w:szCs w:val="16"/>
         </w:rPr>
-        <w:t xml:space="preserve">SAFE                 194           0           1           1</w:t>
+        <w:t xml:space="preserve">SAFE                 194           0           0           2</w:t>
       </w:r>
     </w:p>
     <w:p>
@@ -52269,7 +52877,7 @@
           <w:sz w:val="16"/>
           <w:szCs w:val="16"/>
         </w:rPr>
-        <w:t xml:space="preserve">INSULT                 1          30           1           0</w:t>
+        <w:t xml:space="preserve">INSULT                 3          49           0           0</w:t>
       </w:r>
     </w:p>
     <w:p>
@@ -52282,7 +52890,7 @@
           <w:sz w:val="16"/>
           <w:szCs w:val="16"/>
         </w:rPr>
-        <w:t xml:space="preserve">THREAT                 1           0          26           1</w:t>
+        <w:t xml:space="preserve">THREAT                 3           2          23           0</w:t>
       </w:r>
     </w:p>
     <w:p>
@@ -52295,7 +52903,7 @@
           <w:sz w:val="16"/>
           <w:szCs w:val="16"/>
         </w:rPr>
-        <w:t xml:space="preserve">HATE_SPEECH            1           0           0          27</w:t>
+        <w:t xml:space="preserve">HATE_SPEECH            3           0           0          25</w:t>
       </w:r>
     </w:p>
     <w:p>
